--- a/EMS_English_Trainer_README.docx
+++ b/EMS_English_Trainer_README.docx
@@ -310,6 +310,60 @@
           <w:sz w:val="22"/>
         </w:rPr>
         <w:t>認識成功後、患者役AIが北米英語（Samantha / Zira等）で自然な返答を音声再生。</w:t>
+      </w:r>
+    </w:p>
+    <w:p>
+      <w:pPr>
+        <w:pStyle w:val="ListBullet"/>
+        <w:spacing w:after="80"/>
+        <w:ind w:left="454"/>
+      </w:pPr>
+      <w:r>
+        <w:rPr>
+          <w:rFonts w:ascii="Meiryo" w:hAnsi="Meiryo"/>
+          <w:b/>
+          <w:i w:val="0"/>
+          <w:color w:val="1A3A5C"/>
+          <w:sz w:val="22"/>
+        </w:rPr>
+        <w:t xml:space="preserve">🔤 単語別フィードバック  </w:t>
+      </w:r>
+      <w:r>
+        <w:rPr>
+          <w:rFonts w:ascii="Meiryo" w:hAnsi="Meiryo"/>
+          <w:b w:val="0"/>
+          <w:i w:val="0"/>
+          <w:color w:val="222222"/>
+          <w:sz w:val="22"/>
+        </w:rPr>
+        <w:t>発話認識後、目標表現の各単語が認識できたか（緑✓）・できなかったか（赤✗）を即時表示。採点対象キーワードには★マークで識別。</w:t>
+      </w:r>
+    </w:p>
+    <w:p>
+      <w:pPr>
+        <w:pStyle w:val="ListBullet"/>
+        <w:spacing w:after="80"/>
+        <w:ind w:left="454"/>
+      </w:pPr>
+      <w:r>
+        <w:rPr>
+          <w:rFonts w:ascii="Meiryo" w:hAnsi="Meiryo"/>
+          <w:b/>
+          <w:i w:val="0"/>
+          <w:color w:val="1A3A5C"/>
+          <w:sz w:val="22"/>
+        </w:rPr>
+        <w:t xml:space="preserve">📈 苦手単語の自動集計  </w:t>
+      </w:r>
+      <w:r>
+        <w:rPr>
+          <w:rFonts w:ascii="Meiryo" w:hAnsi="Meiryo"/>
+          <w:b w:val="0"/>
+          <w:i w:val="0"/>
+          <w:color w:val="222222"/>
+          <w:sz w:val="22"/>
+        </w:rPr>
+        <w:t>トレーニング完了画面にて、セッション中に認識されなかった単語をバーグラフで集計表示。学習の弱点を可視化。</w:t>
       </w:r>
     </w:p>
     <w:p>
@@ -2577,7 +2631,7 @@
           <w:color w:val="1A3A5C"/>
           <w:sz w:val="22"/>
         </w:rPr>
-        <w:t>判定と患者の返答</w:t>
+        <w:t>判定・単語フィードバック・患者の返答</w:t>
       </w:r>
     </w:p>
     <w:p>
@@ -2593,7 +2647,7 @@
           <w:color w:val="222222"/>
           <w:sz w:val="22"/>
         </w:rPr>
-        <w:t>音声認識後、キーワードが含まれていれば「✅通じました！」と判定されます。患者役AIが北米英語で音声返答します。2回失敗すると「模範表現を見る」ボタンが出現します。</w:t>
+        <w:t>音声認識後、目標表現の各単語が認識できたか（緑✓）・できなかったか（赤✗）を単語チップで即時表示します。キーワード一致率が閾値以上で「✅通じました！」と判定され、患者役AIが北米英語で音声返答します。2回失敗すると「模範表現を見る」ボタンが出現します。</w:t>
       </w:r>
     </w:p>
     <w:p>
@@ -2661,7 +2715,7 @@
           <w:color w:val="1A3A5C"/>
           <w:sz w:val="22"/>
         </w:rPr>
-        <w:t>完了・スコア確認</w:t>
+        <w:t>完了・スコア確認・苦手単語レポート</w:t>
       </w:r>
     </w:p>
     <w:p>
@@ -2677,7 +2731,7 @@
           <w:color w:val="222222"/>
           <w:sz w:val="22"/>
         </w:rPr>
-        <w:t>全8フェーズ終了後、スコア（例：6/8）と練習した表現一覧が表示されます。同じシナリオを再挑戦したり、別の症候を選んだりできます。</w:t>
+        <w:t>全8フェーズ終了後、スコア（例：6/8）が表示されます。セッション中に認識されなかった単語がバーグラフで集計表示（「要練習」単語レポート）され、各フェーズの表現一覧には未認識単語のタグが付きます。同じシナリオを再挑戦したり、別の症候を選んだりできます。</w:t>
       </w:r>
     </w:p>
     <w:p/>
@@ -2807,6 +2861,130 @@
           <w:sz w:val="22"/>
         </w:rPr>
         <w:t>例：「Can you hear me?」→ キーワード「hear」が認識されればOK</w:t>
+      </w:r>
+    </w:p>
+    <w:p>
+      <w:pPr>
+        <w:spacing w:before="200" w:after="120"/>
+      </w:pPr>
+      <w:r>
+        <w:rPr>
+          <w:rFonts w:ascii="Meiryo" w:hAnsi="Meiryo"/>
+          <w:b/>
+          <w:color w:val="2E6DA4"/>
+          <w:sz w:val="28"/>
+        </w:rPr>
+        <w:t>単語別フィードバック機能</w:t>
+      </w:r>
+    </w:p>
+    <w:p>
+      <w:pPr>
+        <w:spacing w:after="80"/>
+      </w:pPr>
+      <w:r>
+        <w:rPr>
+          <w:rFonts w:ascii="Meiryo" w:hAnsi="Meiryo"/>
+          <w:b w:val="0"/>
+          <w:i w:val="0"/>
+          <w:color w:val="222222"/>
+          <w:sz w:val="22"/>
+        </w:rPr>
+        <w:t>合否判定に加え、目標表現の各単語が認識されたかどうかを単語レベルで即時フィードバックします。</w:t>
+      </w:r>
+    </w:p>
+    <w:p>
+      <w:pPr>
+        <w:pStyle w:val="ListBullet"/>
+        <w:spacing w:after="60"/>
+        <w:ind w:left="454"/>
+      </w:pPr>
+      <w:r>
+        <w:rPr>
+          <w:rFonts w:ascii="Meiryo" w:hAnsi="Meiryo"/>
+          <w:b w:val="0"/>
+          <w:i w:val="0"/>
+          <w:color w:val="222222"/>
+          <w:sz w:val="22"/>
+        </w:rPr>
+        <w:t>🟢 緑チップ（✓）：認識できた単語</w:t>
+      </w:r>
+    </w:p>
+    <w:p>
+      <w:pPr>
+        <w:pStyle w:val="ListBullet"/>
+        <w:spacing w:after="60"/>
+        <w:ind w:left="454"/>
+      </w:pPr>
+      <w:r>
+        <w:rPr>
+          <w:rFonts w:ascii="Meiryo" w:hAnsi="Meiryo"/>
+          <w:b w:val="0"/>
+          <w:i w:val="0"/>
+          <w:color w:val="222222"/>
+          <w:sz w:val="22"/>
+        </w:rPr>
+        <w:t>🔴 赤チップ（✗）：認識されなかった単語</w:t>
+      </w:r>
+    </w:p>
+    <w:p>
+      <w:pPr>
+        <w:pStyle w:val="ListBullet"/>
+        <w:spacing w:after="60"/>
+        <w:ind w:left="454"/>
+      </w:pPr>
+      <w:r>
+        <w:rPr>
+          <w:rFonts w:ascii="Meiryo" w:hAnsi="Meiryo"/>
+          <w:b w:val="0"/>
+          <w:i w:val="0"/>
+          <w:color w:val="222222"/>
+          <w:sz w:val="22"/>
+        </w:rPr>
+        <w:t>★マーク：採点対象キーワード（特に正確な発音が求められる語）</w:t>
+      </w:r>
+    </w:p>
+    <w:p>
+      <w:pPr>
+        <w:pStyle w:val="ListBullet"/>
+        <w:spacing w:after="60"/>
+        <w:ind w:left="454"/>
+      </w:pPr>
+      <w:r>
+        <w:rPr>
+          <w:rFonts w:ascii="Meiryo" w:hAnsi="Meiryo"/>
+          <w:b w:val="0"/>
+          <w:i w:val="0"/>
+          <w:color w:val="222222"/>
+          <w:sz w:val="22"/>
+        </w:rPr>
+        <w:t>例：「Can you squeeze my hand?」→ 「✓can ✓you ✗squeeze★ ✓my ✓hand★」のように表示</w:t>
+      </w:r>
+    </w:p>
+    <w:p>
+      <w:pPr>
+        <w:spacing w:before="120"/>
+        <w:ind w:left="170"/>
+        <w:shd w:val="clear" w:color="auto" w:fill="F0F4F8"/>
+      </w:pPr>
+      <w:r>
+        <w:rPr>
+          <w:rFonts w:ascii="Meiryo" w:hAnsi="Meiryo"/>
+          <w:b/>
+          <w:i w:val="0"/>
+          <w:color w:val="1A3A5C"/>
+          <w:sz w:val="20"/>
+        </w:rPr>
+        <w:t>【教育的意義】</w:t>
+      </w:r>
+      <w:r>
+        <w:rPr>
+          <w:rFonts w:ascii="Meiryo" w:hAnsi="Meiryo"/>
+          <w:b w:val="0"/>
+          <w:i w:val="0"/>
+          <w:color w:val="222222"/>
+          <w:sz w:val="20"/>
+        </w:rPr>
+        <w:t>単語ごとの認識可否を可視化することで、学習者は「どの単語の発音が不明瞭か」を即座に把握できる。単なる合否判定より詳細なフィードバックにより、発音改善の焦点を絞った効率的な学習が可能となる。</w:t>
       </w:r>
     </w:p>
     <w:p>
@@ -4303,7 +4481,971 @@
           <w:color w:val="1A3A5C"/>
           <w:sz w:val="36"/>
         </w:rPr>
-        <w:t>9. 表現選出の言語学的根拠</w:t>
+        <w:t>9. 技術仕様・使用技術・ライセンス</w:t>
+      </w:r>
+    </w:p>
+    <w:p>
+      <w:pPr>
+        <w:spacing w:after="80"/>
+      </w:pPr>
+      <w:r>
+        <w:rPr>
+          <w:rFonts w:ascii="Meiryo" w:hAnsi="Meiryo"/>
+          <w:b w:val="0"/>
+          <w:i w:val="0"/>
+          <w:color w:val="222222"/>
+          <w:sz w:val="22"/>
+        </w:rPr>
+        <w:t>本アプリは外部JavaScriptライブラリへの依存が一切なく、純粋なHTML / CSS / JavaScriptのみで構成されています。使用しているすべての技術は、ブラウザ標準仕様または特許期限切れのパブリックドメインアルゴリズムです。</w:t>
+      </w:r>
+    </w:p>
+    <w:p>
+      <w:pPr>
+        <w:spacing w:before="200" w:after="120"/>
+      </w:pPr>
+      <w:r>
+        <w:rPr>
+          <w:rFonts w:ascii="Meiryo" w:hAnsi="Meiryo"/>
+          <w:b/>
+          <w:color w:val="2E6DA4"/>
+          <w:sz w:val="28"/>
+        </w:rPr>
+        <w:t>使用技術一覧</w:t>
+      </w:r>
+    </w:p>
+    <w:tbl>
+      <w:tblPr>
+        <w:tblStyle w:val="TableGrid"/>
+        <w:tblW w:type="auto" w:w="0"/>
+        <w:tblLook w:firstColumn="1" w:firstRow="1" w:lastColumn="0" w:lastRow="0" w:noHBand="0" w:noVBand="1" w:val="04A0"/>
+      </w:tblPr>
+      <w:tblGrid>
+        <w:gridCol w:w="2351"/>
+        <w:gridCol w:w="2351"/>
+        <w:gridCol w:w="2351"/>
+        <w:gridCol w:w="2351"/>
+      </w:tblGrid>
+      <w:tr>
+        <w:tc>
+          <w:tcPr>
+            <w:tcW w:type="dxa" w:w="2351"/>
+            <w:shd w:val="clear" w:color="auto" w:fill="1a3a5c"/>
+            <w:tcBorders>
+              <w:top w:val="single" w:sz="4" w:space="0" w:color="FFFFFF"/>
+              <w:left w:val="single" w:sz="4" w:space="0" w:color="FFFFFF"/>
+              <w:bottom w:val="single" w:sz="4" w:space="0" w:color="FFFFFF"/>
+              <w:right w:val="single" w:sz="4" w:space="0" w:color="FFFFFF"/>
+            </w:tcBorders>
+          </w:tcPr>
+          <w:p>
+            <w:pPr>
+              <w:jc w:val="center"/>
+            </w:pPr>
+            <w:r>
+              <w:rPr>
+                <w:rFonts w:ascii="Meiryo" w:hAnsi="Meiryo"/>
+                <w:b/>
+                <w:color w:val="FFFFFF"/>
+                <w:sz w:val="18"/>
+              </w:rPr>
+              <w:t>技術・API</w:t>
+            </w:r>
+          </w:p>
+        </w:tc>
+        <w:tc>
+          <w:tcPr>
+            <w:tcW w:type="dxa" w:w="2351"/>
+            <w:shd w:val="clear" w:color="auto" w:fill="1a3a5c"/>
+            <w:tcBorders>
+              <w:top w:val="single" w:sz="4" w:space="0" w:color="FFFFFF"/>
+              <w:left w:val="single" w:sz="4" w:space="0" w:color="FFFFFF"/>
+              <w:bottom w:val="single" w:sz="4" w:space="0" w:color="FFFFFF"/>
+              <w:right w:val="single" w:sz="4" w:space="0" w:color="FFFFFF"/>
+            </w:tcBorders>
+          </w:tcPr>
+          <w:p>
+            <w:pPr>
+              <w:jc w:val="center"/>
+            </w:pPr>
+            <w:r>
+              <w:rPr>
+                <w:rFonts w:ascii="Meiryo" w:hAnsi="Meiryo"/>
+                <w:b/>
+                <w:color w:val="FFFFFF"/>
+                <w:sz w:val="18"/>
+              </w:rPr>
+              <w:t>種別</w:t>
+            </w:r>
+          </w:p>
+        </w:tc>
+        <w:tc>
+          <w:tcPr>
+            <w:tcW w:type="dxa" w:w="2351"/>
+            <w:shd w:val="clear" w:color="auto" w:fill="1a3a5c"/>
+            <w:tcBorders>
+              <w:top w:val="single" w:sz="4" w:space="0" w:color="FFFFFF"/>
+              <w:left w:val="single" w:sz="4" w:space="0" w:color="FFFFFF"/>
+              <w:bottom w:val="single" w:sz="4" w:space="0" w:color="FFFFFF"/>
+              <w:right w:val="single" w:sz="4" w:space="0" w:color="FFFFFF"/>
+            </w:tcBorders>
+          </w:tcPr>
+          <w:p>
+            <w:pPr>
+              <w:jc w:val="center"/>
+            </w:pPr>
+            <w:r>
+              <w:rPr>
+                <w:rFonts w:ascii="Meiryo" w:hAnsi="Meiryo"/>
+                <w:b/>
+                <w:color w:val="FFFFFF"/>
+                <w:sz w:val="18"/>
+              </w:rPr>
+              <w:t>管理・提供元</w:t>
+            </w:r>
+          </w:p>
+        </w:tc>
+        <w:tc>
+          <w:tcPr>
+            <w:tcW w:type="dxa" w:w="2351"/>
+            <w:shd w:val="clear" w:color="auto" w:fill="1a3a5c"/>
+            <w:tcBorders>
+              <w:top w:val="single" w:sz="4" w:space="0" w:color="FFFFFF"/>
+              <w:left w:val="single" w:sz="4" w:space="0" w:color="FFFFFF"/>
+              <w:bottom w:val="single" w:sz="4" w:space="0" w:color="FFFFFF"/>
+              <w:right w:val="single" w:sz="4" w:space="0" w:color="FFFFFF"/>
+            </w:tcBorders>
+          </w:tcPr>
+          <w:p>
+            <w:pPr>
+              <w:jc w:val="center"/>
+            </w:pPr>
+            <w:r>
+              <w:rPr>
+                <w:rFonts w:ascii="Meiryo" w:hAnsi="Meiryo"/>
+                <w:b/>
+                <w:color w:val="FFFFFF"/>
+                <w:sz w:val="18"/>
+              </w:rPr>
+              <w:t>ライセンス・特許状況</w:t>
+            </w:r>
+          </w:p>
+        </w:tc>
+      </w:tr>
+      <w:tr>
+        <w:tc>
+          <w:tcPr>
+            <w:tcW w:type="dxa" w:w="2351"/>
+            <w:shd w:val="clear" w:color="auto" w:fill="FFFFFF"/>
+            <w:tcBorders>
+              <w:top w:val="single" w:sz="4" w:space="0" w:color="DDDDDD"/>
+              <w:left w:val="single" w:sz="4" w:space="0" w:color="DDDDDD"/>
+              <w:bottom w:val="single" w:sz="4" w:space="0" w:color="DDDDDD"/>
+              <w:right w:val="single" w:sz="4" w:space="0" w:color="DDDDDD"/>
+            </w:tcBorders>
+          </w:tcPr>
+          <w:p>
+            <w:pPr>
+              <w:jc w:val="left"/>
+            </w:pPr>
+            <w:r>
+              <w:rPr>
+                <w:rFonts w:ascii="Meiryo" w:hAnsi="Meiryo"/>
+                <w:b/>
+                <w:color w:val="1A3A5C"/>
+                <w:sz w:val="18"/>
+              </w:rPr>
+              <w:t>Web Speech API</w:t>
+              <w:br/>
+              <w:t>(SpeechRecognition)</w:t>
+            </w:r>
+          </w:p>
+        </w:tc>
+        <w:tc>
+          <w:tcPr>
+            <w:tcW w:type="dxa" w:w="2351"/>
+            <w:shd w:val="clear" w:color="auto" w:fill="FFFFFF"/>
+            <w:tcBorders>
+              <w:top w:val="single" w:sz="4" w:space="0" w:color="DDDDDD"/>
+              <w:left w:val="single" w:sz="4" w:space="0" w:color="DDDDDD"/>
+              <w:bottom w:val="single" w:sz="4" w:space="0" w:color="DDDDDD"/>
+              <w:right w:val="single" w:sz="4" w:space="0" w:color="DDDDDD"/>
+            </w:tcBorders>
+          </w:tcPr>
+          <w:p>
+            <w:pPr>
+              <w:jc w:val="left"/>
+            </w:pPr>
+            <w:r>
+              <w:rPr>
+                <w:rFonts w:ascii="Meiryo" w:hAnsi="Meiryo"/>
+                <w:sz w:val="18"/>
+              </w:rPr>
+              <w:t>ブラウザ標準API</w:t>
+              <w:br/>
+              <w:t>（音声→テキスト変換）</w:t>
+            </w:r>
+          </w:p>
+        </w:tc>
+        <w:tc>
+          <w:tcPr>
+            <w:tcW w:type="dxa" w:w="2351"/>
+            <w:shd w:val="clear" w:color="auto" w:fill="FFFFFF"/>
+            <w:tcBorders>
+              <w:top w:val="single" w:sz="4" w:space="0" w:color="DDDDDD"/>
+              <w:left w:val="single" w:sz="4" w:space="0" w:color="DDDDDD"/>
+              <w:bottom w:val="single" w:sz="4" w:space="0" w:color="DDDDDD"/>
+              <w:right w:val="single" w:sz="4" w:space="0" w:color="DDDDDD"/>
+            </w:tcBorders>
+          </w:tcPr>
+          <w:p>
+            <w:pPr>
+              <w:jc w:val="left"/>
+            </w:pPr>
+            <w:r>
+              <w:rPr>
+                <w:rFonts w:ascii="Meiryo" w:hAnsi="Meiryo"/>
+                <w:sz w:val="18"/>
+              </w:rPr>
+              <w:t>W3C Web Speech API仕様</w:t>
+              <w:br/>
+              <w:t>（ブラウザ実装はベンダー依存）</w:t>
+            </w:r>
+          </w:p>
+        </w:tc>
+        <w:tc>
+          <w:tcPr>
+            <w:tcW w:type="dxa" w:w="2351"/>
+            <w:shd w:val="clear" w:color="auto" w:fill="FFFFFF"/>
+            <w:tcBorders>
+              <w:top w:val="single" w:sz="4" w:space="0" w:color="DDDDDD"/>
+              <w:left w:val="single" w:sz="4" w:space="0" w:color="DDDDDD"/>
+              <w:bottom w:val="single" w:sz="4" w:space="0" w:color="DDDDDD"/>
+              <w:right w:val="single" w:sz="4" w:space="0" w:color="DDDDDD"/>
+            </w:tcBorders>
+          </w:tcPr>
+          <w:p>
+            <w:pPr>
+              <w:jc w:val="left"/>
+            </w:pPr>
+            <w:r>
+              <w:rPr>
+                <w:rFonts w:ascii="Meiryo" w:hAnsi="Meiryo"/>
+                <w:sz w:val="18"/>
+              </w:rPr>
+              <w:t>W3C仕様はオープン標準。特許上の問題なし。</w:t>
+              <w:br/>
+              <w:t>※バックエンドはブラウザに依存（後述）</w:t>
+            </w:r>
+          </w:p>
+        </w:tc>
+      </w:tr>
+      <w:tr>
+        <w:tc>
+          <w:tcPr>
+            <w:tcW w:type="dxa" w:w="2351"/>
+            <w:shd w:val="clear" w:color="auto" w:fill="F0F4F8"/>
+            <w:tcBorders>
+              <w:top w:val="single" w:sz="4" w:space="0" w:color="DDDDDD"/>
+              <w:left w:val="single" w:sz="4" w:space="0" w:color="DDDDDD"/>
+              <w:bottom w:val="single" w:sz="4" w:space="0" w:color="DDDDDD"/>
+              <w:right w:val="single" w:sz="4" w:space="0" w:color="DDDDDD"/>
+            </w:tcBorders>
+          </w:tcPr>
+          <w:p>
+            <w:pPr>
+              <w:jc w:val="left"/>
+            </w:pPr>
+            <w:r>
+              <w:rPr>
+                <w:rFonts w:ascii="Meiryo" w:hAnsi="Meiryo"/>
+                <w:b/>
+                <w:color w:val="1A3A5C"/>
+                <w:sz w:val="18"/>
+              </w:rPr>
+              <w:t>Web Speech API</w:t>
+              <w:br/>
+              <w:t>(SpeechSynthesis)</w:t>
+            </w:r>
+          </w:p>
+        </w:tc>
+        <w:tc>
+          <w:tcPr>
+            <w:tcW w:type="dxa" w:w="2351"/>
+            <w:shd w:val="clear" w:color="auto" w:fill="F0F4F8"/>
+            <w:tcBorders>
+              <w:top w:val="single" w:sz="4" w:space="0" w:color="DDDDDD"/>
+              <w:left w:val="single" w:sz="4" w:space="0" w:color="DDDDDD"/>
+              <w:bottom w:val="single" w:sz="4" w:space="0" w:color="DDDDDD"/>
+              <w:right w:val="single" w:sz="4" w:space="0" w:color="DDDDDD"/>
+            </w:tcBorders>
+          </w:tcPr>
+          <w:p>
+            <w:pPr>
+              <w:jc w:val="left"/>
+            </w:pPr>
+            <w:r>
+              <w:rPr>
+                <w:rFonts w:ascii="Meiryo" w:hAnsi="Meiryo"/>
+                <w:sz w:val="18"/>
+              </w:rPr>
+              <w:t>ブラウザ標準API</w:t>
+              <w:br/>
+              <w:t>（テキスト→音声合成）</w:t>
+            </w:r>
+          </w:p>
+        </w:tc>
+        <w:tc>
+          <w:tcPr>
+            <w:tcW w:type="dxa" w:w="2351"/>
+            <w:shd w:val="clear" w:color="auto" w:fill="F0F4F8"/>
+            <w:tcBorders>
+              <w:top w:val="single" w:sz="4" w:space="0" w:color="DDDDDD"/>
+              <w:left w:val="single" w:sz="4" w:space="0" w:color="DDDDDD"/>
+              <w:bottom w:val="single" w:sz="4" w:space="0" w:color="DDDDDD"/>
+              <w:right w:val="single" w:sz="4" w:space="0" w:color="DDDDDD"/>
+            </w:tcBorders>
+          </w:tcPr>
+          <w:p>
+            <w:pPr>
+              <w:jc w:val="left"/>
+            </w:pPr>
+            <w:r>
+              <w:rPr>
+                <w:rFonts w:ascii="Meiryo" w:hAnsi="Meiryo"/>
+                <w:sz w:val="18"/>
+              </w:rPr>
+              <w:t>W3C Web Speech API仕様</w:t>
+              <w:br/>
+              <w:t>OS提供エンジン（Apple / Microsoft）</w:t>
+            </w:r>
+          </w:p>
+        </w:tc>
+        <w:tc>
+          <w:tcPr>
+            <w:tcW w:type="dxa" w:w="2351"/>
+            <w:shd w:val="clear" w:color="auto" w:fill="F0F4F8"/>
+            <w:tcBorders>
+              <w:top w:val="single" w:sz="4" w:space="0" w:color="DDDDDD"/>
+              <w:left w:val="single" w:sz="4" w:space="0" w:color="DDDDDD"/>
+              <w:bottom w:val="single" w:sz="4" w:space="0" w:color="DDDDDD"/>
+              <w:right w:val="single" w:sz="4" w:space="0" w:color="DDDDDD"/>
+            </w:tcBorders>
+          </w:tcPr>
+          <w:p>
+            <w:pPr>
+              <w:jc w:val="left"/>
+            </w:pPr>
+            <w:r>
+              <w:rPr>
+                <w:rFonts w:ascii="Meiryo" w:hAnsi="Meiryo"/>
+                <w:sz w:val="18"/>
+              </w:rPr>
+              <w:t>W3C仕様はオープン標準。音声エンジンはOS提供。</w:t>
+              <w:br/>
+              <w:t>アプリ開発者側に特許上の問題なし</w:t>
+            </w:r>
+          </w:p>
+        </w:tc>
+      </w:tr>
+      <w:tr>
+        <w:tc>
+          <w:tcPr>
+            <w:tcW w:type="dxa" w:w="2351"/>
+            <w:shd w:val="clear" w:color="auto" w:fill="FFFFFF"/>
+            <w:tcBorders>
+              <w:top w:val="single" w:sz="4" w:space="0" w:color="DDDDDD"/>
+              <w:left w:val="single" w:sz="4" w:space="0" w:color="DDDDDD"/>
+              <w:bottom w:val="single" w:sz="4" w:space="0" w:color="DDDDDD"/>
+              <w:right w:val="single" w:sz="4" w:space="0" w:color="DDDDDD"/>
+            </w:tcBorders>
+          </w:tcPr>
+          <w:p>
+            <w:pPr>
+              <w:jc w:val="left"/>
+            </w:pPr>
+            <w:r>
+              <w:rPr>
+                <w:rFonts w:ascii="Meiryo" w:hAnsi="Meiryo"/>
+                <w:b/>
+                <w:color w:val="1A3A5C"/>
+                <w:sz w:val="18"/>
+              </w:rPr>
+              <w:t>レーベンシュタイン距離</w:t>
+              <w:br/>
+              <w:t>(Levenshtein Distance)</w:t>
+            </w:r>
+          </w:p>
+        </w:tc>
+        <w:tc>
+          <w:tcPr>
+            <w:tcW w:type="dxa" w:w="2351"/>
+            <w:shd w:val="clear" w:color="auto" w:fill="FFFFFF"/>
+            <w:tcBorders>
+              <w:top w:val="single" w:sz="4" w:space="0" w:color="DDDDDD"/>
+              <w:left w:val="single" w:sz="4" w:space="0" w:color="DDDDDD"/>
+              <w:bottom w:val="single" w:sz="4" w:space="0" w:color="DDDDDD"/>
+              <w:right w:val="single" w:sz="4" w:space="0" w:color="DDDDDD"/>
+            </w:tcBorders>
+          </w:tcPr>
+          <w:p>
+            <w:pPr>
+              <w:jc w:val="left"/>
+            </w:pPr>
+            <w:r>
+              <w:rPr>
+                <w:rFonts w:ascii="Meiryo" w:hAnsi="Meiryo"/>
+                <w:sz w:val="18"/>
+              </w:rPr>
+              <w:t>編集距離アルゴリズム</w:t>
+              <w:br/>
+              <w:t>（発音許容マッチング）</w:t>
+            </w:r>
+          </w:p>
+        </w:tc>
+        <w:tc>
+          <w:tcPr>
+            <w:tcW w:type="dxa" w:w="2351"/>
+            <w:shd w:val="clear" w:color="auto" w:fill="FFFFFF"/>
+            <w:tcBorders>
+              <w:top w:val="single" w:sz="4" w:space="0" w:color="DDDDDD"/>
+              <w:left w:val="single" w:sz="4" w:space="0" w:color="DDDDDD"/>
+              <w:bottom w:val="single" w:sz="4" w:space="0" w:color="DDDDDD"/>
+              <w:right w:val="single" w:sz="4" w:space="0" w:color="DDDDDD"/>
+            </w:tcBorders>
+          </w:tcPr>
+          <w:p>
+            <w:pPr>
+              <w:jc w:val="left"/>
+            </w:pPr>
+            <w:r>
+              <w:rPr>
+                <w:rFonts w:ascii="Meiryo" w:hAnsi="Meiryo"/>
+                <w:sz w:val="18"/>
+              </w:rPr>
+              <w:t>Vladimir Levenshtein</w:t>
+              <w:br/>
+              <w:t>（1965年論文発表）</w:t>
+            </w:r>
+          </w:p>
+        </w:tc>
+        <w:tc>
+          <w:tcPr>
+            <w:tcW w:type="dxa" w:w="2351"/>
+            <w:shd w:val="clear" w:color="auto" w:fill="FFFFFF"/>
+            <w:tcBorders>
+              <w:top w:val="single" w:sz="4" w:space="0" w:color="DDDDDD"/>
+              <w:left w:val="single" w:sz="4" w:space="0" w:color="DDDDDD"/>
+              <w:bottom w:val="single" w:sz="4" w:space="0" w:color="DDDDDD"/>
+              <w:right w:val="single" w:sz="4" w:space="0" w:color="DDDDDD"/>
+            </w:tcBorders>
+          </w:tcPr>
+          <w:p>
+            <w:pPr>
+              <w:jc w:val="left"/>
+            </w:pPr>
+            <w:r>
+              <w:rPr>
+                <w:rFonts w:ascii="Meiryo" w:hAnsi="Meiryo"/>
+                <w:sz w:val="18"/>
+              </w:rPr>
+              <w:t>特許なし・パブリックドメイン。</w:t>
+              <w:br/>
+              <w:t>60年以上前の学術成果であり制約なし</w:t>
+            </w:r>
+          </w:p>
+        </w:tc>
+      </w:tr>
+      <w:tr>
+        <w:tc>
+          <w:tcPr>
+            <w:tcW w:type="dxa" w:w="2351"/>
+            <w:shd w:val="clear" w:color="auto" w:fill="F0F4F8"/>
+            <w:tcBorders>
+              <w:top w:val="single" w:sz="4" w:space="0" w:color="DDDDDD"/>
+              <w:left w:val="single" w:sz="4" w:space="0" w:color="DDDDDD"/>
+              <w:bottom w:val="single" w:sz="4" w:space="0" w:color="DDDDDD"/>
+              <w:right w:val="single" w:sz="4" w:space="0" w:color="DDDDDD"/>
+            </w:tcBorders>
+          </w:tcPr>
+          <w:p>
+            <w:pPr>
+              <w:jc w:val="left"/>
+            </w:pPr>
+            <w:r>
+              <w:rPr>
+                <w:rFonts w:ascii="Meiryo" w:hAnsi="Meiryo"/>
+                <w:b/>
+                <w:color w:val="1A3A5C"/>
+                <w:sz w:val="18"/>
+              </w:rPr>
+              <w:t>HTML / CSS / JavaScript</w:t>
+            </w:r>
+          </w:p>
+        </w:tc>
+        <w:tc>
+          <w:tcPr>
+            <w:tcW w:type="dxa" w:w="2351"/>
+            <w:shd w:val="clear" w:color="auto" w:fill="F0F4F8"/>
+            <w:tcBorders>
+              <w:top w:val="single" w:sz="4" w:space="0" w:color="DDDDDD"/>
+              <w:left w:val="single" w:sz="4" w:space="0" w:color="DDDDDD"/>
+              <w:bottom w:val="single" w:sz="4" w:space="0" w:color="DDDDDD"/>
+              <w:right w:val="single" w:sz="4" w:space="0" w:color="DDDDDD"/>
+            </w:tcBorders>
+          </w:tcPr>
+          <w:p>
+            <w:pPr>
+              <w:jc w:val="left"/>
+            </w:pPr>
+            <w:r>
+              <w:rPr>
+                <w:rFonts w:ascii="Meiryo" w:hAnsi="Meiryo"/>
+                <w:sz w:val="18"/>
+              </w:rPr>
+              <w:t>Webフロントエンド言語</w:t>
+            </w:r>
+          </w:p>
+        </w:tc>
+        <w:tc>
+          <w:tcPr>
+            <w:tcW w:type="dxa" w:w="2351"/>
+            <w:shd w:val="clear" w:color="auto" w:fill="F0F4F8"/>
+            <w:tcBorders>
+              <w:top w:val="single" w:sz="4" w:space="0" w:color="DDDDDD"/>
+              <w:left w:val="single" w:sz="4" w:space="0" w:color="DDDDDD"/>
+              <w:bottom w:val="single" w:sz="4" w:space="0" w:color="DDDDDD"/>
+              <w:right w:val="single" w:sz="4" w:space="0" w:color="DDDDDD"/>
+            </w:tcBorders>
+          </w:tcPr>
+          <w:p>
+            <w:pPr>
+              <w:jc w:val="left"/>
+            </w:pPr>
+            <w:r>
+              <w:rPr>
+                <w:rFonts w:ascii="Meiryo" w:hAnsi="Meiryo"/>
+                <w:sz w:val="18"/>
+              </w:rPr>
+              <w:t>W3C / WHATWG標準仕様</w:t>
+            </w:r>
+          </w:p>
+        </w:tc>
+        <w:tc>
+          <w:tcPr>
+            <w:tcW w:type="dxa" w:w="2351"/>
+            <w:shd w:val="clear" w:color="auto" w:fill="F0F4F8"/>
+            <w:tcBorders>
+              <w:top w:val="single" w:sz="4" w:space="0" w:color="DDDDDD"/>
+              <w:left w:val="single" w:sz="4" w:space="0" w:color="DDDDDD"/>
+              <w:bottom w:val="single" w:sz="4" w:space="0" w:color="DDDDDD"/>
+              <w:right w:val="single" w:sz="4" w:space="0" w:color="DDDDDD"/>
+            </w:tcBorders>
+          </w:tcPr>
+          <w:p>
+            <w:pPr>
+              <w:jc w:val="left"/>
+            </w:pPr>
+            <w:r>
+              <w:rPr>
+                <w:rFonts w:ascii="Meiryo" w:hAnsi="Meiryo"/>
+                <w:sz w:val="18"/>
+              </w:rPr>
+              <w:t>オープン標準。外部ライブラリ・CDN依存ゼロ</w:t>
+            </w:r>
+          </w:p>
+        </w:tc>
+      </w:tr>
+    </w:tbl>
+    <w:p/>
+    <w:p>
+      <w:pPr>
+        <w:spacing w:before="200" w:after="120"/>
+      </w:pPr>
+      <w:r>
+        <w:rPr>
+          <w:rFonts w:ascii="Meiryo" w:hAnsi="Meiryo"/>
+          <w:b/>
+          <w:color w:val="2E6DA4"/>
+          <w:sz w:val="28"/>
+        </w:rPr>
+        <w:t>音声認識バックエンドについて（重要）</w:t>
+      </w:r>
+    </w:p>
+    <w:p>
+      <w:pPr>
+        <w:spacing w:after="80"/>
+      </w:pPr>
+      <w:r>
+        <w:rPr>
+          <w:rFonts w:ascii="Meiryo" w:hAnsi="Meiryo"/>
+          <w:b w:val="0"/>
+          <w:i w:val="0"/>
+          <w:color w:val="222222"/>
+          <w:sz w:val="22"/>
+        </w:rPr>
+        <w:t>Web Speech APIの音声認識エンジンは、使用するブラウザによって異なります。アプリ開発者がこれらのサービスを直接契約・利用しているわけではなく、ブラウザの標準機能として透過的に利用されます。</w:t>
+      </w:r>
+    </w:p>
+    <w:tbl>
+      <w:tblPr>
+        <w:tblStyle w:val="TableGrid"/>
+        <w:tblW w:type="auto" w:w="0"/>
+        <w:tblLook w:firstColumn="1" w:firstRow="1" w:lastColumn="0" w:lastRow="0" w:noHBand="0" w:noVBand="1" w:val="04A0"/>
+      </w:tblPr>
+      <w:tblGrid>
+        <w:gridCol w:w="3135"/>
+        <w:gridCol w:w="3135"/>
+        <w:gridCol w:w="3135"/>
+      </w:tblGrid>
+      <w:tr>
+        <w:tc>
+          <w:tcPr>
+            <w:tcW w:type="dxa" w:w="3135"/>
+            <w:shd w:val="clear" w:color="auto" w:fill="2e6da4"/>
+            <w:tcBorders>
+              <w:top w:val="single" w:sz="4" w:space="0" w:color="FFFFFF"/>
+              <w:left w:val="single" w:sz="4" w:space="0" w:color="FFFFFF"/>
+              <w:bottom w:val="single" w:sz="4" w:space="0" w:color="FFFFFF"/>
+              <w:right w:val="single" w:sz="4" w:space="0" w:color="FFFFFF"/>
+            </w:tcBorders>
+          </w:tcPr>
+          <w:p>
+            <w:pPr>
+              <w:jc w:val="center"/>
+            </w:pPr>
+            <w:r>
+              <w:rPr>
+                <w:rFonts w:ascii="Meiryo" w:hAnsi="Meiryo"/>
+                <w:b/>
+                <w:color w:val="FFFFFF"/>
+                <w:sz w:val="18"/>
+              </w:rPr>
+              <w:t>ブラウザ</w:t>
+            </w:r>
+          </w:p>
+        </w:tc>
+        <w:tc>
+          <w:tcPr>
+            <w:tcW w:type="dxa" w:w="3135"/>
+            <w:shd w:val="clear" w:color="auto" w:fill="2e6da4"/>
+            <w:tcBorders>
+              <w:top w:val="single" w:sz="4" w:space="0" w:color="FFFFFF"/>
+              <w:left w:val="single" w:sz="4" w:space="0" w:color="FFFFFF"/>
+              <w:bottom w:val="single" w:sz="4" w:space="0" w:color="FFFFFF"/>
+              <w:right w:val="single" w:sz="4" w:space="0" w:color="FFFFFF"/>
+            </w:tcBorders>
+          </w:tcPr>
+          <w:p>
+            <w:pPr>
+              <w:jc w:val="center"/>
+            </w:pPr>
+            <w:r>
+              <w:rPr>
+                <w:rFonts w:ascii="Meiryo" w:hAnsi="Meiryo"/>
+                <w:b/>
+                <w:color w:val="FFFFFF"/>
+                <w:sz w:val="18"/>
+              </w:rPr>
+              <w:t>音声認識エンジン</w:t>
+            </w:r>
+          </w:p>
+        </w:tc>
+        <w:tc>
+          <w:tcPr>
+            <w:tcW w:type="dxa" w:w="3135"/>
+            <w:shd w:val="clear" w:color="auto" w:fill="2e6da4"/>
+            <w:tcBorders>
+              <w:top w:val="single" w:sz="4" w:space="0" w:color="FFFFFF"/>
+              <w:left w:val="single" w:sz="4" w:space="0" w:color="FFFFFF"/>
+              <w:bottom w:val="single" w:sz="4" w:space="0" w:color="FFFFFF"/>
+              <w:right w:val="single" w:sz="4" w:space="0" w:color="FFFFFF"/>
+            </w:tcBorders>
+          </w:tcPr>
+          <w:p>
+            <w:pPr>
+              <w:jc w:val="center"/>
+            </w:pPr>
+            <w:r>
+              <w:rPr>
+                <w:rFonts w:ascii="Meiryo" w:hAnsi="Meiryo"/>
+                <w:b/>
+                <w:color w:val="FFFFFF"/>
+                <w:sz w:val="18"/>
+              </w:rPr>
+              <w:t>音声データの処理場所</w:t>
+            </w:r>
+          </w:p>
+        </w:tc>
+      </w:tr>
+      <w:tr>
+        <w:tc>
+          <w:tcPr>
+            <w:tcW w:type="dxa" w:w="3135"/>
+            <w:shd w:val="clear" w:color="auto" w:fill="FFFFFF"/>
+            <w:tcBorders>
+              <w:top w:val="single" w:sz="4" w:space="0" w:color="DDDDDD"/>
+              <w:left w:val="single" w:sz="4" w:space="0" w:color="DDDDDD"/>
+              <w:bottom w:val="single" w:sz="4" w:space="0" w:color="DDDDDD"/>
+              <w:right w:val="single" w:sz="4" w:space="0" w:color="DDDDDD"/>
+            </w:tcBorders>
+          </w:tcPr>
+          <w:p>
+            <w:pPr>
+              <w:jc w:val="left"/>
+            </w:pPr>
+            <w:r>
+              <w:rPr>
+                <w:rFonts w:ascii="Meiryo" w:hAnsi="Meiryo"/>
+                <w:sz w:val="18"/>
+              </w:rPr>
+              <w:t>Chrome / Microsoft Edge</w:t>
+            </w:r>
+          </w:p>
+        </w:tc>
+        <w:tc>
+          <w:tcPr>
+            <w:tcW w:type="dxa" w:w="3135"/>
+            <w:shd w:val="clear" w:color="auto" w:fill="FFFFFF"/>
+            <w:tcBorders>
+              <w:top w:val="single" w:sz="4" w:space="0" w:color="DDDDDD"/>
+              <w:left w:val="single" w:sz="4" w:space="0" w:color="DDDDDD"/>
+              <w:bottom w:val="single" w:sz="4" w:space="0" w:color="DDDDDD"/>
+              <w:right w:val="single" w:sz="4" w:space="0" w:color="DDDDDD"/>
+            </w:tcBorders>
+          </w:tcPr>
+          <w:p>
+            <w:pPr>
+              <w:jc w:val="left"/>
+            </w:pPr>
+            <w:r>
+              <w:rPr>
+                <w:rFonts w:ascii="Meiryo" w:hAnsi="Meiryo"/>
+                <w:sz w:val="18"/>
+              </w:rPr>
+              <w:t>Google Cloud Speech API</w:t>
+              <w:br/>
+              <w:t>（Googleが提供）</w:t>
+            </w:r>
+          </w:p>
+        </w:tc>
+        <w:tc>
+          <w:tcPr>
+            <w:tcW w:type="dxa" w:w="3135"/>
+            <w:shd w:val="clear" w:color="auto" w:fill="FFFFFF"/>
+            <w:tcBorders>
+              <w:top w:val="single" w:sz="4" w:space="0" w:color="DDDDDD"/>
+              <w:left w:val="single" w:sz="4" w:space="0" w:color="DDDDDD"/>
+              <w:bottom w:val="single" w:sz="4" w:space="0" w:color="DDDDDD"/>
+              <w:right w:val="single" w:sz="4" w:space="0" w:color="DDDDDD"/>
+            </w:tcBorders>
+          </w:tcPr>
+          <w:p>
+            <w:pPr>
+              <w:jc w:val="left"/>
+            </w:pPr>
+            <w:r>
+              <w:rPr>
+                <w:rFonts w:ascii="Meiryo" w:hAnsi="Meiryo"/>
+                <w:sz w:val="18"/>
+              </w:rPr>
+              <w:t>Googleのサーバーへ送信（要インターネット接続）</w:t>
+            </w:r>
+          </w:p>
+        </w:tc>
+      </w:tr>
+      <w:tr>
+        <w:tc>
+          <w:tcPr>
+            <w:tcW w:type="dxa" w:w="3135"/>
+            <w:shd w:val="clear" w:color="auto" w:fill="F0F4F8"/>
+            <w:tcBorders>
+              <w:top w:val="single" w:sz="4" w:space="0" w:color="DDDDDD"/>
+              <w:left w:val="single" w:sz="4" w:space="0" w:color="DDDDDD"/>
+              <w:bottom w:val="single" w:sz="4" w:space="0" w:color="DDDDDD"/>
+              <w:right w:val="single" w:sz="4" w:space="0" w:color="DDDDDD"/>
+            </w:tcBorders>
+          </w:tcPr>
+          <w:p>
+            <w:pPr>
+              <w:jc w:val="left"/>
+            </w:pPr>
+            <w:r>
+              <w:rPr>
+                <w:rFonts w:ascii="Meiryo" w:hAnsi="Meiryo"/>
+                <w:sz w:val="18"/>
+              </w:rPr>
+              <w:t>Safari（macOS / iOS）</w:t>
+            </w:r>
+          </w:p>
+        </w:tc>
+        <w:tc>
+          <w:tcPr>
+            <w:tcW w:type="dxa" w:w="3135"/>
+            <w:shd w:val="clear" w:color="auto" w:fill="F0F4F8"/>
+            <w:tcBorders>
+              <w:top w:val="single" w:sz="4" w:space="0" w:color="DDDDDD"/>
+              <w:left w:val="single" w:sz="4" w:space="0" w:color="DDDDDD"/>
+              <w:bottom w:val="single" w:sz="4" w:space="0" w:color="DDDDDD"/>
+              <w:right w:val="single" w:sz="4" w:space="0" w:color="DDDDDD"/>
+            </w:tcBorders>
+          </w:tcPr>
+          <w:p>
+            <w:pPr>
+              <w:jc w:val="left"/>
+            </w:pPr>
+            <w:r>
+              <w:rPr>
+                <w:rFonts w:ascii="Meiryo" w:hAnsi="Meiryo"/>
+                <w:sz w:val="18"/>
+              </w:rPr>
+              <w:t>Apple の音声認識エンジン</w:t>
+              <w:br/>
+              <w:t>（Appleが提供）</w:t>
+            </w:r>
+          </w:p>
+        </w:tc>
+        <w:tc>
+          <w:tcPr>
+            <w:tcW w:type="dxa" w:w="3135"/>
+            <w:shd w:val="clear" w:color="auto" w:fill="F0F4F8"/>
+            <w:tcBorders>
+              <w:top w:val="single" w:sz="4" w:space="0" w:color="DDDDDD"/>
+              <w:left w:val="single" w:sz="4" w:space="0" w:color="DDDDDD"/>
+              <w:bottom w:val="single" w:sz="4" w:space="0" w:color="DDDDDD"/>
+              <w:right w:val="single" w:sz="4" w:space="0" w:color="DDDDDD"/>
+            </w:tcBorders>
+          </w:tcPr>
+          <w:p>
+            <w:pPr>
+              <w:jc w:val="left"/>
+            </w:pPr>
+            <w:r>
+              <w:rPr>
+                <w:rFonts w:ascii="Meiryo" w:hAnsi="Meiryo"/>
+                <w:sz w:val="18"/>
+              </w:rPr>
+              <w:t>端末内で処理（インターネット不要の場合あり）</w:t>
+            </w:r>
+          </w:p>
+        </w:tc>
+      </w:tr>
+      <w:tr>
+        <w:tc>
+          <w:tcPr>
+            <w:tcW w:type="dxa" w:w="3135"/>
+            <w:shd w:val="clear" w:color="auto" w:fill="FFFFFF"/>
+            <w:tcBorders>
+              <w:top w:val="single" w:sz="4" w:space="0" w:color="DDDDDD"/>
+              <w:left w:val="single" w:sz="4" w:space="0" w:color="DDDDDD"/>
+              <w:bottom w:val="single" w:sz="4" w:space="0" w:color="DDDDDD"/>
+              <w:right w:val="single" w:sz="4" w:space="0" w:color="DDDDDD"/>
+            </w:tcBorders>
+          </w:tcPr>
+          <w:p>
+            <w:pPr>
+              <w:jc w:val="left"/>
+            </w:pPr>
+            <w:r>
+              <w:rPr>
+                <w:rFonts w:ascii="Meiryo" w:hAnsi="Meiryo"/>
+                <w:sz w:val="18"/>
+              </w:rPr>
+              <w:t>Firefox</w:t>
+            </w:r>
+          </w:p>
+        </w:tc>
+        <w:tc>
+          <w:tcPr>
+            <w:tcW w:type="dxa" w:w="3135"/>
+            <w:shd w:val="clear" w:color="auto" w:fill="FFFFFF"/>
+            <w:tcBorders>
+              <w:top w:val="single" w:sz="4" w:space="0" w:color="DDDDDD"/>
+              <w:left w:val="single" w:sz="4" w:space="0" w:color="DDDDDD"/>
+              <w:bottom w:val="single" w:sz="4" w:space="0" w:color="DDDDDD"/>
+              <w:right w:val="single" w:sz="4" w:space="0" w:color="DDDDDD"/>
+            </w:tcBorders>
+          </w:tcPr>
+          <w:p>
+            <w:pPr>
+              <w:jc w:val="left"/>
+            </w:pPr>
+            <w:r>
+              <w:rPr>
+                <w:rFonts w:ascii="Meiryo" w:hAnsi="Meiryo"/>
+                <w:sz w:val="18"/>
+              </w:rPr>
+              <w:t>非対応</w:t>
+              <w:br/>
+              <w:t>（Web Speech API未実装）</w:t>
+            </w:r>
+          </w:p>
+        </w:tc>
+        <w:tc>
+          <w:tcPr>
+            <w:tcW w:type="dxa" w:w="3135"/>
+            <w:shd w:val="clear" w:color="auto" w:fill="FFFFFF"/>
+            <w:tcBorders>
+              <w:top w:val="single" w:sz="4" w:space="0" w:color="DDDDDD"/>
+              <w:left w:val="single" w:sz="4" w:space="0" w:color="DDDDDD"/>
+              <w:bottom w:val="single" w:sz="4" w:space="0" w:color="DDDDDD"/>
+              <w:right w:val="single" w:sz="4" w:space="0" w:color="DDDDDD"/>
+            </w:tcBorders>
+          </w:tcPr>
+          <w:p>
+            <w:pPr>
+              <w:jc w:val="left"/>
+            </w:pPr>
+            <w:r>
+              <w:rPr>
+                <w:rFonts w:ascii="Meiryo" w:hAnsi="Meiryo"/>
+                <w:sz w:val="18"/>
+              </w:rPr>
+              <w:t>—</w:t>
+            </w:r>
+          </w:p>
+        </w:tc>
+      </w:tr>
+    </w:tbl>
+    <w:p>
+      <w:pPr>
+        <w:spacing w:before="160"/>
+      </w:pPr>
+      <w:r>
+        <w:rPr>
+          <w:rFonts w:ascii="Meiryo" w:hAnsi="Meiryo"/>
+          <w:b/>
+          <w:i w:val="0"/>
+          <w:color w:val="E67E22"/>
+          <w:sz w:val="20"/>
+        </w:rPr>
+        <w:t>⚠️ プライバシーに関する注記：</w:t>
+      </w:r>
+      <w:r>
+        <w:rPr>
+          <w:rFonts w:ascii="Meiryo" w:hAnsi="Meiryo"/>
+          <w:b w:val="0"/>
+          <w:i w:val="0"/>
+          <w:color w:val="555555"/>
+          <w:sz w:val="20"/>
+        </w:rPr>
+        <w:t>Chrome / Edge使用時、発話音声はGoogleのサーバーに送信されます（Googleの利用規約に準拠）。実際の患者情報を含む発話をトレーニングに使用しないよう注意してください。研究・教育目的の練習用発話のみを対象としています。</w:t>
+      </w:r>
+    </w:p>
+    <w:p/>
+    <w:p>
+      <w:pPr>
+        <w:spacing w:before="320" w:after="120"/>
+        <w:shd w:val="clear" w:color="auto" w:fill="E8F0FA"/>
+        <w:ind w:left="170"/>
+      </w:pPr>
+      <w:r>
+        <w:rPr>
+          <w:rFonts w:ascii="Meiryo" w:hAnsi="Meiryo"/>
+          <w:b/>
+          <w:color w:val="1A3A5C"/>
+          <w:sz w:val="36"/>
+        </w:rPr>
+        <w:t>10. 表現選出の言語学的根拠</w:t>
       </w:r>
     </w:p>
     <w:p>
@@ -5630,7 +6772,7 @@
           <w:color w:val="1A3A5C"/>
           <w:sz w:val="36"/>
         </w:rPr>
-        <w:t>10. 今後の展望</w:t>
+        <w:t>11. 今後の展望</w:t>
       </w:r>
     </w:p>
     <w:p>
@@ -5809,7 +6951,7 @@
           <w:color w:val="1A3A5C"/>
           <w:sz w:val="36"/>
         </w:rPr>
-        <w:t>11. 研究の限界（Limitations）</w:t>
+        <w:t>12. 研究の限界（Limitations）</w:t>
       </w:r>
     </w:p>
     <w:p>
@@ -6001,7 +7143,7 @@
           <w:color w:val="1A3A5C"/>
           <w:sz w:val="36"/>
         </w:rPr>
-        <w:t>12. 引用・参照（Citation）</w:t>
+        <w:t>13. 引用・参照（Citation）</w:t>
       </w:r>
     </w:p>
     <w:p>
